--- a/output/New Zealand_Summary_DRAFT.docx
+++ b/output/New Zealand_Summary_DRAFT.docx
@@ -453,7 +453,7 @@
                 <w:color w:val="0B0B0B"/>
                 <w:sz w:val="36"/>
               </w:rPr>
-              <w:t>NZ$34.2 bn</w:t>
+              <w:t>NZ$34.2 bn (US$19.4 bn)</w:t>
             </w:r>
           </w:p>
           <w:p>
@@ -735,7 +735,7 @@
         <w:rPr>
           <w:sz w:val="21"/>
         </w:rPr>
-        <w:t>In 2026 Health New Zealand signed its first long-term private hospital contracts, worth about $300 million.</w:t>
+        <w:t>In 2026 Health New Zealand signed its first long-term private hospital contracts, worth about $300 million (US$170 million).</w:t>
       </w:r>
       <w:hyperlink r:id="rId28">
         <w:r>
@@ -1871,7 +1871,7 @@
         <w:rPr>
           <w:sz w:val="20"/>
         </w:rPr>
-        <w:t>Budget 2026 added more than $5.8 billion in new health operating funding, including a $1.37 billion annual uplift.</w:t>
+        <w:t>Budget 2026 added more than $5.8 billion (US$3.29 billion) in new health operating funding, including a $1.37 billion (US$778 million) annual uplift.</w:t>
       </w:r>
       <w:hyperlink r:id="rId18">
         <w:r>
